--- a/docs/lista_louvores/Textos_Louvores/REIS DOS REIS.docx
+++ b/docs/lista_louvores/Textos_Louvores/REIS DOS REIS.docx
@@ -4,12 +4,9 @@
   <w:body>
     <w:p>
       <w:pPr>
-        <w:pStyle w:val="SemEspaamento"/>
+        <w:pStyle w:val="Ttulo1"/>
       </w:pPr>
       <w:r>
-        <w:rPr>
-          <w:rFonts w:eastAsia="Arial"/>
-        </w:rPr>
         <w:t>REIS DOS REIS</w:t>
       </w:r>
       <w:r>
@@ -19,17 +16,20 @@
     <w:p>
       <w:pPr>
         <w:rPr>
+          <w:rFonts w:ascii="Times New Roman" w:hAnsi="Times New Roman"/>
           <w:b/>
         </w:rPr>
       </w:pPr>
       <w:r>
         <w:rPr>
+          <w:rFonts w:ascii="Times New Roman" w:hAnsi="Times New Roman"/>
           <w:bCs/>
         </w:rPr>
         <w:t>Nossos corações se abrem,</w:t>
       </w:r>
       <w:r>
         <w:rPr>
+          <w:rFonts w:ascii="Times New Roman" w:hAnsi="Times New Roman"/>
           <w:bCs/>
         </w:rPr>
         <w:br/>
@@ -37,6 +37,7 @@
       </w:r>
       <w:r>
         <w:rPr>
+          <w:rFonts w:ascii="Times New Roman" w:hAnsi="Times New Roman"/>
           <w:bCs/>
         </w:rPr>
         <w:br/>
@@ -44,6 +45,7 @@
       </w:r>
       <w:r>
         <w:rPr>
+          <w:rFonts w:ascii="Times New Roman" w:hAnsi="Times New Roman"/>
           <w:bCs/>
         </w:rPr>
         <w:br/>
@@ -51,43 +53,45 @@
       </w:r>
       <w:r>
         <w:rPr>
+          <w:rFonts w:ascii="Times New Roman" w:hAnsi="Times New Roman"/>
           <w:bCs/>
         </w:rPr>
         <w:t xml:space="preserve"> </w:t>
       </w:r>
       <w:r>
         <w:rPr>
+          <w:rFonts w:ascii="Times New Roman" w:hAnsi="Times New Roman"/>
           <w:b/>
         </w:rPr>
-        <w:t xml:space="preserve">[2 </w:t>
-      </w:r>
-      <w:r>
-        <w:rPr>
-          <w:b/>
-        </w:rPr>
-        <w:t>X</w:t>
-      </w:r>
-      <w:r>
-        <w:rPr>
-          <w:b/>
-        </w:rPr>
-        <w:t>]</w:t>
+        <w:t>[2 X]</w:t>
       </w:r>
     </w:p>
     <w:p>
       <w:pPr>
         <w:rPr>
+          <w:rFonts w:ascii="Times New Roman" w:hAnsi="Times New Roman"/>
           <w:bCs/>
         </w:rPr>
       </w:pPr>
-      <w:r>
-        <w:rPr>
-          <w:bCs/>
-        </w:rPr>
-        <w:t>Ó Rei Jesus, Rei dos reis,</w:t>
-      </w:r>
-      <w:r>
-        <w:rPr>
+      <w:proofErr w:type="spellStart"/>
+      <w:r>
+        <w:rPr>
+          <w:rFonts w:ascii="Times New Roman" w:hAnsi="Times New Roman"/>
+          <w:bCs/>
+        </w:rPr>
+        <w:t>Ó</w:t>
+      </w:r>
+      <w:proofErr w:type="spellEnd"/>
+      <w:r>
+        <w:rPr>
+          <w:rFonts w:ascii="Times New Roman" w:hAnsi="Times New Roman"/>
+          <w:bCs/>
+        </w:rPr>
+        <w:t xml:space="preserve"> Rei Jesus, Rei dos reis,</w:t>
+      </w:r>
+      <w:r>
+        <w:rPr>
+          <w:rFonts w:ascii="Times New Roman" w:hAnsi="Times New Roman"/>
           <w:bCs/>
         </w:rPr>
         <w:br/>
@@ -95,12 +99,14 @@
       </w:r>
       <w:r>
         <w:rPr>
+          <w:rFonts w:ascii="Times New Roman" w:hAnsi="Times New Roman"/>
           <w:bCs/>
         </w:rPr>
         <w:t xml:space="preserve"> </w:t>
       </w:r>
       <w:r>
         <w:rPr>
+          <w:rFonts w:ascii="Times New Roman" w:hAnsi="Times New Roman"/>
           <w:b/>
         </w:rPr>
         <w:t>[2 X]</w:t>
@@ -109,17 +115,20 @@
     <w:p>
       <w:pPr>
         <w:rPr>
+          <w:rFonts w:ascii="Times New Roman" w:hAnsi="Times New Roman"/>
           <w:bCs/>
         </w:rPr>
       </w:pPr>
       <w:r>
         <w:rPr>
+          <w:rFonts w:ascii="Times New Roman" w:hAnsi="Times New Roman"/>
           <w:bCs/>
         </w:rPr>
         <w:t>Nossos corações se abrem,</w:t>
       </w:r>
       <w:r>
         <w:rPr>
+          <w:rFonts w:ascii="Times New Roman" w:hAnsi="Times New Roman"/>
           <w:bCs/>
         </w:rPr>
         <w:br/>
@@ -127,6 +136,7 @@
       </w:r>
       <w:r>
         <w:rPr>
+          <w:rFonts w:ascii="Times New Roman" w:hAnsi="Times New Roman"/>
           <w:bCs/>
         </w:rPr>
         <w:br/>
@@ -134,6 +144,7 @@
       </w:r>
       <w:r>
         <w:rPr>
+          <w:rFonts w:ascii="Times New Roman" w:hAnsi="Times New Roman"/>
           <w:bCs/>
         </w:rPr>
         <w:br/>
@@ -143,30 +154,37 @@
     <w:p>
       <w:pPr>
         <w:rPr>
+          <w:rFonts w:ascii="Times New Roman" w:hAnsi="Times New Roman"/>
           <w:bCs/>
         </w:rPr>
       </w:pPr>
-      <w:r>
-        <w:rPr>
-          <w:bCs/>
-        </w:rPr>
-        <w:t>Ó Rei Jesus, Rei dos reis,</w:t>
-      </w:r>
-      <w:r>
-        <w:rPr>
+      <w:proofErr w:type="spellStart"/>
+      <w:r>
+        <w:rPr>
+          <w:rFonts w:ascii="Times New Roman" w:hAnsi="Times New Roman"/>
+          <w:bCs/>
+        </w:rPr>
+        <w:t>Ó</w:t>
+      </w:r>
+      <w:proofErr w:type="spellEnd"/>
+      <w:r>
+        <w:rPr>
+          <w:rFonts w:ascii="Times New Roman" w:hAnsi="Times New Roman"/>
+          <w:bCs/>
+        </w:rPr>
+        <w:t xml:space="preserve"> Rei Jesus, Rei dos reis,</w:t>
+      </w:r>
+      <w:r>
+        <w:rPr>
+          <w:rFonts w:ascii="Times New Roman" w:hAnsi="Times New Roman"/>
           <w:bCs/>
         </w:rPr>
         <w:br/>
-        <w:t>Senhor dos senhores...</w:t>
-      </w:r>
-      <w:r>
-        <w:rPr>
-          <w:bCs/>
-        </w:rPr>
-        <w:t xml:space="preserve"> </w:t>
-      </w:r>
-      <w:r>
-        <w:rPr>
+        <w:t xml:space="preserve">Senhor dos senhores... </w:t>
+      </w:r>
+      <w:r>
+        <w:rPr>
+          <w:rFonts w:ascii="Times New Roman" w:hAnsi="Times New Roman"/>
           <w:b/>
         </w:rPr>
         <w:t>[2 X]</w:t>
@@ -175,17 +193,20 @@
     <w:p>
       <w:pPr>
         <w:rPr>
+          <w:rFonts w:ascii="Times New Roman" w:hAnsi="Times New Roman"/>
           <w:bCs/>
         </w:rPr>
       </w:pPr>
       <w:r>
         <w:rPr>
+          <w:rFonts w:ascii="Times New Roman" w:hAnsi="Times New Roman"/>
           <w:bCs/>
         </w:rPr>
         <w:t>Digno És para sempre,</w:t>
       </w:r>
       <w:r>
         <w:rPr>
+          <w:rFonts w:ascii="Times New Roman" w:hAnsi="Times New Roman"/>
           <w:bCs/>
         </w:rPr>
         <w:br/>
@@ -195,17 +216,20 @@
     <w:p>
       <w:pPr>
         <w:rPr>
+          <w:rFonts w:ascii="Times New Roman" w:hAnsi="Times New Roman"/>
           <w:bCs/>
         </w:rPr>
       </w:pPr>
       <w:r>
         <w:rPr>
+          <w:rFonts w:ascii="Times New Roman" w:hAnsi="Times New Roman"/>
           <w:bCs/>
         </w:rPr>
         <w:t>E prostrados aos Teus pés,</w:t>
       </w:r>
       <w:r>
         <w:rPr>
+          <w:rFonts w:ascii="Times New Roman" w:hAnsi="Times New Roman"/>
           <w:bCs/>
         </w:rPr>
         <w:br/>
@@ -213,6 +237,7 @@
       </w:r>
       <w:r>
         <w:rPr>
+          <w:rFonts w:ascii="Times New Roman" w:hAnsi="Times New Roman"/>
           <w:bCs/>
         </w:rPr>
         <w:br/>
@@ -222,17 +247,20 @@
     <w:p>
       <w:pPr>
         <w:rPr>
+          <w:rFonts w:ascii="Times New Roman" w:hAnsi="Times New Roman"/>
           <w:bCs/>
         </w:rPr>
       </w:pPr>
       <w:r>
         <w:rPr>
+          <w:rFonts w:ascii="Times New Roman" w:hAnsi="Times New Roman"/>
           <w:bCs/>
         </w:rPr>
         <w:t>Como os vinte e quatro anciãos,</w:t>
       </w:r>
       <w:r>
         <w:rPr>
+          <w:rFonts w:ascii="Times New Roman" w:hAnsi="Times New Roman"/>
           <w:bCs/>
         </w:rPr>
         <w:br/>
@@ -240,6 +268,7 @@
       </w:r>
       <w:r>
         <w:rPr>
+          <w:rFonts w:ascii="Times New Roman" w:hAnsi="Times New Roman"/>
           <w:bCs/>
         </w:rPr>
         <w:br/>
@@ -249,36 +278,42 @@
     <w:p>
       <w:pPr>
         <w:rPr>
+          <w:rFonts w:ascii="Times New Roman" w:hAnsi="Times New Roman"/>
           <w:bCs/>
         </w:rPr>
       </w:pPr>
-      <w:r>
-        <w:rPr>
-          <w:bCs/>
-        </w:rPr>
-        <w:t>Ó Rei Jesus, Rei dos reis,</w:t>
-      </w:r>
-      <w:r>
-        <w:rPr>
+      <w:proofErr w:type="spellStart"/>
+      <w:r>
+        <w:rPr>
+          <w:rFonts w:ascii="Times New Roman" w:hAnsi="Times New Roman"/>
+          <w:bCs/>
+        </w:rPr>
+        <w:t>Ó</w:t>
+      </w:r>
+      <w:proofErr w:type="spellEnd"/>
+      <w:r>
+        <w:rPr>
+          <w:rFonts w:ascii="Times New Roman" w:hAnsi="Times New Roman"/>
+          <w:bCs/>
+        </w:rPr>
+        <w:t xml:space="preserve"> Rei Jesus, Rei dos reis,</w:t>
+      </w:r>
+      <w:r>
+        <w:rPr>
+          <w:rFonts w:ascii="Times New Roman" w:hAnsi="Times New Roman"/>
           <w:bCs/>
         </w:rPr>
         <w:br/>
-        <w:t>Senhor dos senhores...</w:t>
-      </w:r>
-      <w:r>
-        <w:rPr>
-          <w:bCs/>
-        </w:rPr>
-        <w:t xml:space="preserve"> </w:t>
-      </w:r>
-      <w:r>
-        <w:rPr>
+        <w:t xml:space="preserve">Senhor dos senhores... </w:t>
+      </w:r>
+      <w:r>
+        <w:rPr>
+          <w:rFonts w:ascii="Times New Roman" w:hAnsi="Times New Roman"/>
           <w:b/>
         </w:rPr>
         <w:t>[2 X]</w:t>
       </w:r>
     </w:p>
-    <w:p/>
     <w:sectPr>
       <w:pgSz w:w="11906" w:h="16838"/>
       <w:pgMar w:top="1417" w:right="1701" w:bottom="1417" w:left="1701" w:header="708" w:footer="708" w:gutter="0"/>
@@ -943,6 +978,7 @@
   <w:style w:type="character" w:default="1" w:styleId="Fontepargpadro">
     <w:name w:val="Default Paragraph Font"/>
     <w:uiPriority w:val="1"/>
+    <w:semiHidden/>
     <w:unhideWhenUsed/>
   </w:style>
   <w:style w:type="table" w:default="1" w:styleId="Tabelanormal">
